--- a/zaini_case_audit_output/outputs/word/documents/089_مرفق 1 ـ مذكرة عزام خوج ـ 05-07-1434.docx
+++ b/zaini_case_audit_output/outputs/word/documents/089_مرفق 1 ـ مذكرة عزام خوج ـ 05-07-1434.docx
@@ -53,6 +53,20 @@
         <w:t>[مخرج آلي / Script Output - سماوي]  [مخرج آلي يحتاج مراجعة بشرية - وردي]</w:t>
       </w:r>
     </w:p>
+    <w:p>
+      <w:pPr>
+        <w:jc w:val="right"/>
+        <w:bidi/>
+      </w:pPr>
+      <w:r>
+        <w:rPr>
+          <w:b w:val="0"/>
+          <w:i/>
+          <w:color w:val="C00000"/>
+        </w:rPr>
+        <w:t>[نص ممسوح OCR صُحِّح ترتيبه آلياً — قد يحتوي أخطاء طفيفة]</w:t>
+      </w:r>
+    </w:p>
     <w:p/>
     <w:p>
       <w:pPr>
@@ -103,7 +117,7 @@
           <w:b w:val="0"/>
           <w:i w:val="0"/>
         </w:rPr>
-        <w:t>١٤٣٤/٧/٥هـ الموافق ٢٠١٣/٥/١٥م</w:t>
+        <w:t>م٢٠١٣/٥/١٥ قفاوملا ـه١٤٣٤/٧/٥</w:t>
       </w:r>
     </w:p>
     <w:p>
@@ -142,7 +156,7 @@
           <w:b w:val="0"/>
           <w:i w:val="0"/>
         </w:rPr>
-        <w:t>القاضي بالمحكمة العامة بجدة</w:t>
+        <w:t>ةدجب ةماعلا ةمكحملاب يضاقلا</w:t>
       </w:r>
     </w:p>
     <w:p>
@@ -168,7 +182,7 @@
           <w:b w:val="0"/>
           <w:i w:val="0"/>
         </w:rPr>
-        <w:t>الموضوع مذكرة ختامية</w:t>
+        <w:t>ةيماتخ ةركذم عوضوملا</w:t>
       </w:r>
     </w:p>
     <w:p>
@@ -233,7 +247,7 @@
           <w:b w:val="0"/>
           <w:i w:val="0"/>
         </w:rPr>
-        <w:t>(۱) استقر الشرع على عدم جواز بيع الوكيل لنفسه لتضاد غرض الاسترخاص لنفسه</w:t>
+        <w:t>هسفنل صاخرتسالا ضرغ داضتل هسفنل ليكولا عيب زاوج مدع ىلع عرشلا رقتسا (۱)</w:t>
       </w:r>
     </w:p>
     <w:p>
@@ -337,7 +351,7 @@
           <w:b w:val="0"/>
           <w:i w:val="0"/>
         </w:rPr>
-        <w:t>شارع التحلية خلاف مركز لــومــول الـتـجـاري تليفون : ٢٦١٥١٥١ فاكس : ٢٦١٥٦٠٠</w:t>
+        <w:t>٢٦١٥٦٠٠ : سكاف ٢٦١٥١٥١ : نوفيلت يراـجـتـلا لوــموــل زكرم فالخ ةيلحتلا عراش</w:t>
       </w:r>
     </w:p>
     <w:p>
@@ -376,7 +390,7 @@
           <w:b w:val="0"/>
           <w:i w:val="0"/>
         </w:rPr>
-        <w:t>المملكة العربية السعودية</w:t>
+        <w:t>ةيدوعسلا ةيبرعلا ةكلمملا</w:t>
       </w:r>
     </w:p>
     <w:p>
@@ -480,7 +494,7 @@
           <w:b w:val="0"/>
           <w:i w:val="0"/>
         </w:rPr>
-        <w:t>محامون ومستشارون قانونيون</w:t>
+        <w:t>نوينوناق نوراشتسمو نوماحم</w:t>
       </w:r>
     </w:p>
     <w:p>
@@ -558,7 +572,7 @@
           <w:b w:val="0"/>
           <w:i w:val="0"/>
         </w:rPr>
-        <w:t>لهم البيع والشراء.</w:t>
+        <w:t>.ءارشلاو عيبلا مهل</w:t>
       </w:r>
     </w:p>
     <w:p>
@@ -623,7 +637,7 @@
           <w:b w:val="0"/>
           <w:i w:val="0"/>
         </w:rPr>
-        <w:t>الرد والتفنيد.</w:t>
+        <w:t>.دينفتلاو درلا</w:t>
       </w:r>
     </w:p>
     <w:p>
@@ -779,7 +793,7 @@
           <w:b w:val="0"/>
           <w:i w:val="0"/>
         </w:rPr>
-        <w:t>فترة الريبة.</w:t>
+        <w:t>.ةبيرلا ةرتف</w:t>
       </w:r>
     </w:p>
     <w:p>
@@ -792,7 +806,7 @@
           <w:b w:val="0"/>
           <w:i w:val="0"/>
         </w:rPr>
-        <w:t>فلهذه الأسباب</w:t>
+        <w:t>بابسألا هذهلف</w:t>
       </w:r>
     </w:p>
     <w:p>
@@ -844,7 +858,7 @@
           <w:b w:val="0"/>
           <w:i w:val="0"/>
         </w:rPr>
-        <w:t>(۳) إحالة الشق المتعلق بتزوير قرار الشركاء إلى الجهات المختصة لتحقيقه وإتخاذ اللازم</w:t>
+        <w:t>مزاللا ذاختإو هقيقحتل ةصتخملا تاهجلا ىلإ ءاكرشلا رارق ريوزتب قلعتملا قشلا ةلاحإ (۳)</w:t>
       </w:r>
     </w:p>
     <w:p>
@@ -870,7 +884,7 @@
           <w:b w:val="0"/>
           <w:i w:val="0"/>
         </w:rPr>
-        <w:t>المحامي</w:t>
+        <w:t>يماحملا</w:t>
       </w:r>
     </w:p>
     <w:p>
@@ -948,7 +962,7 @@
           <w:b w:val="0"/>
           <w:i w:val="0"/>
         </w:rPr>
-        <w:t>رأس المال: ۵۰۰.۰۰۰ ریال</w:t>
+        <w:t>لایر ۰۰۰.۰۰۵ :لاملا سأر</w:t>
       </w:r>
     </w:p>
     <w:p>
@@ -1169,7 +1183,7 @@
           <w:b w:val="0"/>
           <w:i w:val="0"/>
         </w:rPr>
-        <w:t>ثانياً : تعديل مقدمة عقد التأسيس ليصبح الشركاء الحاليين في الشركة على النحو التالي :</w:t>
+        <w:t>: يلاتلا وحنلا ىلع ةكرشلا يف نييلاحلا ءاكرشلا حبصيل سيسأتلا دقع ةمدقم ليدعت : ًايناث</w:t>
       </w:r>
     </w:p>
     <w:p>
@@ -1273,7 +1287,7 @@
           <w:b w:val="0"/>
           <w:i w:val="0"/>
         </w:rPr>
-        <w:t>رأس المال: ٥۰۰.۰۰۰ ريال</w:t>
+        <w:t>لاير ۰۰۰.۰۰٥ :لاملا سأر</w:t>
       </w:r>
     </w:p>
     <w:p>
@@ -1351,7 +1365,7 @@
           <w:b w:val="0"/>
           <w:i w:val="0"/>
         </w:rPr>
-        <w:t>اسم الشريك</w:t>
+        <w:t>كيرشلا مسا</w:t>
       </w:r>
     </w:p>
     <w:p>
@@ -1403,7 +1417,7 @@
           <w:b w:val="0"/>
           <w:i w:val="0"/>
         </w:rPr>
-        <w:t>عدد الحصص قيمة الحصة مجموع قيمة</w:t>
+        <w:t>ةميق عومجم ةصحلا ةميق صصحلا ددع</w:t>
       </w:r>
     </w:p>
     <w:p>
@@ -1416,7 +1430,7 @@
           <w:b w:val="0"/>
           <w:i w:val="0"/>
         </w:rPr>
-        <w:t>النسبة</w:t>
+        <w:t>ةبسنلا</w:t>
       </w:r>
     </w:p>
     <w:p>
@@ -1429,7 +1443,7 @@
           <w:b w:val="0"/>
           <w:i w:val="0"/>
         </w:rPr>
-        <w:t>بالريال</w:t>
+        <w:t>لايرلاب</w:t>
       </w:r>
     </w:p>
     <w:p>
@@ -1442,7 +1456,7 @@
           <w:b w:val="0"/>
           <w:i w:val="0"/>
         </w:rPr>
-        <w:t>الحصص بالريال</w:t>
+        <w:t>لايرلاب صصحلا</w:t>
       </w:r>
     </w:p>
     <w:p>
@@ -1455,7 +1469,7 @@
           <w:b w:val="0"/>
           <w:i w:val="0"/>
         </w:rPr>
-        <w:t>المئوية</w:t>
+        <w:t>ةيوئملا</w:t>
       </w:r>
     </w:p>
     <w:p>
@@ -1689,7 +1703,7 @@
           <w:b w:val="0"/>
           <w:i w:val="0"/>
         </w:rPr>
-        <w:t>هذا القرار من ٦ نسخ بيد كل طرف نسخة والنسخ الاخرى لاستخدامها في اجراءات الشهر والتسجيل النظامية والمفوض بها كل من السيد / جابر علا الله بن جبران ، السيد / أدهم زهير حسن المتوكل</w:t>
+        <w:t>لكوتملا نسح ريهز مهدأ / ديسلا ، ناربج نب هللا الع رباج / ديسلا نم لك اهب ضوفملاو ةيماظنلا ليجستلاو رهشلا تاءارجا يف اهمادختسال ىرخالا خسنلاو ةخسن فرط لك ديب خسن ٦ نم رارقلا اذه</w:t>
       </w:r>
     </w:p>
     <w:p>
@@ -1728,7 +1742,7 @@
           <w:b w:val="0"/>
           <w:i w:val="0"/>
         </w:rPr>
-        <w:t>الطرف الأول المتنازل</w:t>
+        <w:t>لزانتملا لوألا فرطلا</w:t>
       </w:r>
     </w:p>
     <w:p>
@@ -1741,7 +1755,7 @@
           <w:b w:val="0"/>
           <w:i w:val="0"/>
         </w:rPr>
-        <w:t>الطرف الثاني</w:t>
+        <w:t>يناثلا فرطلا</w:t>
       </w:r>
     </w:p>
     <w:p>
@@ -1793,7 +1807,7 @@
           <w:b w:val="0"/>
           <w:i w:val="0"/>
         </w:rPr>
-        <w:t>التوقيع /</w:t>
+        <w:t>/ عيقوتلا</w:t>
       </w:r>
     </w:p>
     <w:p>
@@ -1806,7 +1820,7 @@
           <w:b w:val="0"/>
           <w:i w:val="0"/>
         </w:rPr>
-        <w:t>التوقيع الحرية</w:t>
+        <w:t>ةيرحلا عيقوتلا</w:t>
       </w:r>
     </w:p>
     <w:p>
@@ -1819,7 +1833,7 @@
           <w:b w:val="0"/>
           <w:i w:val="0"/>
         </w:rPr>
-        <w:t>الشريك الأول الجديد</w:t>
+        <w:t>ديدجلا لوألا كيرشلا</w:t>
       </w:r>
     </w:p>
     <w:p>
@@ -1845,7 +1859,7 @@
           <w:b w:val="0"/>
           <w:i w:val="0"/>
         </w:rPr>
-        <w:t>التوقيع /</w:t>
+        <w:t>/ عيقوتلا</w:t>
       </w:r>
     </w:p>
     <w:p>
@@ -1884,7 +1898,7 @@
           <w:b w:val="0"/>
           <w:i w:val="0"/>
         </w:rPr>
-        <w:t>ثانياً : صافي حقوق الشركاء المعدلة واثر التجاوزات بالتقييم واثر التجاوزات</w:t>
+        <w:t>تازواجتلا رثاو مييقتلاب تازواجتلا رثاو ةلدعملا ءاكرشلا قوقح يفاص : ًايناث</w:t>
       </w:r>
     </w:p>
     <w:p>
@@ -1897,7 +1911,7 @@
           <w:b w:val="0"/>
           <w:i w:val="0"/>
         </w:rPr>
-        <w:t>أ - تتألف صافي حقوق الشركاء الدفتريه المعدله بالتقييم وأثر التجاوزات كما يلي :-</w:t>
+        <w:t>:- يلي امك تازواجتلا رثأو مييقتلاب هلدعملا هيرتفدلا ءاكرشلا قوقح يفاص فلأتت - أ</w:t>
       </w:r>
     </w:p>
     <w:p>
@@ -1975,7 +1989,7 @@
           <w:b w:val="0"/>
           <w:i w:val="0"/>
         </w:rPr>
-        <w:t>المجموع</w:t>
+        <w:t>عومجملا</w:t>
       </w:r>
     </w:p>
     <w:p>
@@ -2014,7 +2028,7 @@
           <w:b w:val="0"/>
           <w:i w:val="0"/>
         </w:rPr>
-        <w:t>شركة أوزكو المحدودة (أسامة أحمد</w:t>
+        <w:t>دمحأ ةماسأ) ةدودحملا وكزوأ ةكرش</w:t>
       </w:r>
     </w:p>
     <w:p>
@@ -2378,7 +2392,7 @@
           <w:b w:val="0"/>
           <w:i w:val="0"/>
         </w:rPr>
-        <w:t>المدينة / الدولة جدة - المملكة العربية السعودية</w:t>
+        <w:t>ةيدوعسلا ةيبرعلا ةكلمملا - ةدج ةلودلا / ةنيدملا</w:t>
       </w:r>
     </w:p>
     <w:p>
@@ -2430,7 +2444,7 @@
           <w:b w:val="0"/>
           <w:i w:val="0"/>
         </w:rPr>
-        <w:t>الشاهد</w:t>
+        <w:t>دهاشلا</w:t>
       </w:r>
     </w:p>
     <w:p>
@@ -2443,7 +2457,7 @@
           <w:b w:val="0"/>
           <w:i w:val="0"/>
         </w:rPr>
-        <w:t>: عابد عبد الكبير زيني المتوكل</w:t>
+        <w:t>لكوتملا ينيز ريبكلا دبع دباع :</w:t>
       </w:r>
     </w:p>
     <w:p>
@@ -2469,7 +2483,7 @@
           <w:b w:val="0"/>
           <w:i w:val="0"/>
         </w:rPr>
-        <w:t>جوال</w:t>
+        <w:t>لاوج</w:t>
       </w:r>
     </w:p>
     <w:p>
@@ -2521,7 +2535,7 @@
           <w:b w:val="0"/>
           <w:i w:val="0"/>
         </w:rPr>
-        <w:t>إسم الشاهد : فهد حامد زيني</w:t>
+        <w:t>ينيز دماح دهف : دهاشلا مسإ</w:t>
       </w:r>
     </w:p>
     <w:p>
@@ -2547,7 +2561,7 @@
           <w:b w:val="0"/>
           <w:i w:val="0"/>
         </w:rPr>
-        <w:t>توقيع الشاهد</w:t>
+        <w:t>دهاشلا عيقوت</w:t>
       </w:r>
     </w:p>
     <w:p>
@@ -2573,7 +2587,7 @@
           <w:b w:val="0"/>
           <w:i w:val="0"/>
         </w:rPr>
-        <w:t>جوال</w:t>
+        <w:t>لاوج</w:t>
       </w:r>
     </w:p>
     <w:p>

--- a/zaini_case_audit_output/outputs/word/documents/089_مرفق 1 ـ مذكرة عزام خوج ـ 05-07-1434.docx
+++ b/zaini_case_audit_output/outputs/word/documents/089_مرفق 1 ـ مذكرة عزام خوج ـ 05-07-1434.docx
@@ -70,14 +70,13 @@
     <w:p/>
     <w:p>
       <w:pPr>
+        <w:pStyle w:val="Heading2"/>
         <w:jc w:val="right"/>
         <w:bidi/>
       </w:pPr>
       <w:r>
-        <w:rPr>
-          <w:b w:val="0"/>
-          <w:i w:val="0"/>
-        </w:rPr>
+        <w:t>[نص الضبط / الحكم — المتن الفعلي] ===</w:t>
+        <w:br/>
         <w:t>untitled</w:t>
       </w:r>
     </w:p>
@@ -304,27 +303,23 @@
     </w:p>
     <w:p>
       <w:pPr>
+        <w:pStyle w:val="Heading2"/>
         <w:jc w:val="right"/>
         <w:bidi/>
       </w:pPr>
       <w:r>
-        <w:rPr>
-          <w:b w:val="0"/>
-          <w:i w:val="0"/>
-        </w:rPr>
         <w:t>صفحة 1 من ٣</w:t>
       </w:r>
     </w:p>
     <w:p>
       <w:pPr>
+        <w:pStyle w:val="Heading2"/>
         <w:jc w:val="right"/>
         <w:bidi/>
       </w:pPr>
       <w:r>
-        <w:rPr>
-          <w:b w:val="0"/>
-          <w:i w:val="0"/>
-        </w:rPr>
+        <w:t>[ترويسة / كليشة وزارة العدل — معلومات رسمية متكررة] ===</w:t>
+        <w:br/>
         <w:t>www.azzamlaw.com - info@azzamlaw.com</w:t>
       </w:r>
     </w:p>
@@ -343,14 +338,13 @@
     </w:p>
     <w:p>
       <w:pPr>
+        <w:pStyle w:val="Heading2"/>
         <w:jc w:val="right"/>
         <w:bidi/>
       </w:pPr>
       <w:r>
-        <w:rPr>
-          <w:b w:val="0"/>
-          <w:i w:val="0"/>
-        </w:rPr>
+        <w:t>[نص الضبط / الحكم — المتن الفعلي] ===</w:t>
+        <w:br/>
         <w:t>٢٦١٥٦٠٠ : سكاف ٢٦١٥١٥١ : نوفيلت يراـجـتـلا لوــموــل زكرم فالخ ةيلحتلا عراش</w:t>
       </w:r>
     </w:p>
@@ -655,27 +649,25 @@
     </w:p>
     <w:p>
       <w:pPr>
+        <w:pStyle w:val="Heading2"/>
         <w:jc w:val="right"/>
         <w:bidi/>
       </w:pPr>
       <w:r>
-        <w:rPr>
-          <w:b w:val="0"/>
-          <w:i w:val="0"/>
-        </w:rPr>
+        <w:t>[ترويسة / كليشة وزارة العدل — معلومات رسمية متكررة] ===</w:t>
+        <w:br/>
         <w:t>ثالثاً: فيما يخص التقارير الطبية بشأن المنهي عنه.</w:t>
       </w:r>
     </w:p>
     <w:p>
       <w:pPr>
+        <w:pStyle w:val="Heading2"/>
         <w:jc w:val="right"/>
         <w:bidi/>
       </w:pPr>
       <w:r>
-        <w:rPr>
-          <w:b w:val="0"/>
-          <w:i w:val="0"/>
-        </w:rPr>
+        <w:t>[نص الضبط / الحكم — المتن الفعلي] ===</w:t>
+        <w:br/>
         <w:t>(۱) إن حالة المنهي عنه الشيخ/ أحمد عباس زيني ثابتة بموجب التقرير المؤرخ في ۲۰۱۰/۱۱/۹م الصادر عن مستشفى مدينة الملك عبد العزيز الطبية بجدة والذي أكد بأنه يعاني من ضعف في التركيز وفشل التمييز لأبسط الأسئلة وكذلك عدم المقدرة على التعرف على بعض أعضاء أقربائه وكذلك فشل في معرفته للأعضاء المقربين من عائلته ( وهذا ما ثبت يقينا لفضيلتكم وبشكل عام فإن التشخيص الأخير للمنهي عنه هو تدهور هام في الوظيفة الإدراكية الناتجة من الخرف الشيخوخي المتقدم.</w:t>
       </w:r>
     </w:p>
@@ -694,40 +686,35 @@
     </w:p>
     <w:p>
       <w:pPr>
+        <w:pStyle w:val="Heading2"/>
         <w:jc w:val="right"/>
         <w:bidi/>
       </w:pPr>
       <w:r>
-        <w:rPr>
-          <w:b w:val="0"/>
-          <w:i w:val="0"/>
-        </w:rPr>
         <w:t>صفحة ٢ من ٣</w:t>
       </w:r>
     </w:p>
     <w:p>
       <w:pPr>
+        <w:pStyle w:val="Heading2"/>
         <w:jc w:val="right"/>
         <w:bidi/>
       </w:pPr>
       <w:r>
-        <w:rPr>
-          <w:b w:val="0"/>
-          <w:i w:val="0"/>
-        </w:rPr>
+        <w:t>[ترويسة / كليشة وزارة العدل — معلومات رسمية متكررة] ===</w:t>
+        <w:br/>
         <w:t>www.azzamlaw.com - info@azzamlaw.com</w:t>
       </w:r>
     </w:p>
     <w:p>
       <w:pPr>
+        <w:pStyle w:val="Heading2"/>
         <w:jc w:val="right"/>
         <w:bidi/>
       </w:pPr>
       <w:r>
-        <w:rPr>
-          <w:b w:val="0"/>
-          <w:i w:val="0"/>
-        </w:rPr>
+        <w:t>[نص الضبط / الحكم — المتن الفعلي] ===</w:t>
+        <w:br/>
         <w:t>مكتب عزام فيصل خوج محامون ومستشارون قانونيون</w:t>
       </w:r>
     </w:p>
@@ -902,6 +889,40 @@
     </w:p>
     <w:p>
       <w:pPr>
+        <w:pStyle w:val="Heading2"/>
+        <w:jc w:val="right"/>
+        <w:bidi/>
+      </w:pPr>
+      <w:r>
+        <w:t>صفحة 3 من 3</w:t>
+      </w:r>
+    </w:p>
+    <w:p>
+      <w:pPr>
+        <w:pStyle w:val="Heading2"/>
+        <w:jc w:val="right"/>
+        <w:bidi/>
+      </w:pPr>
+      <w:r>
+        <w:t>[ترويسة / كليشة وزارة العدل — معلومات رسمية متكررة] ===</w:t>
+        <w:br/>
+        <w:t>www.azzamlaw.com - info@azzamlaw.com</w:t>
+      </w:r>
+    </w:p>
+    <w:p>
+      <w:pPr>
+        <w:pStyle w:val="Heading2"/>
+        <w:jc w:val="right"/>
+        <w:bidi/>
+      </w:pPr>
+      <w:r>
+        <w:t>[نص الضبط / الحكم — المتن الفعلي] ===</w:t>
+        <w:br/>
+        <w:t>شركة أحمد زيني التجارية</w:t>
+      </w:r>
+    </w:p>
+    <w:p>
+      <w:pPr>
         <w:jc w:val="right"/>
         <w:bidi/>
       </w:pPr>
@@ -910,7 +931,7 @@
           <w:b w:val="0"/>
           <w:i w:val="0"/>
         </w:rPr>
-        <w:t>صفحة 3 من 3</w:t>
+        <w:t>ست: ٤.٣٠١٦۹۱۰۲</w:t>
       </w:r>
     </w:p>
     <w:p>
@@ -923,7 +944,289 @@
           <w:b w:val="0"/>
           <w:i w:val="0"/>
         </w:rPr>
-        <w:t>www.azzamlaw.com - info@azzamlaw.com</w:t>
+        <w:t>لایر ۰۰۰.۰۰۵ :لاملا سأر</w:t>
+      </w:r>
+    </w:p>
+    <w:p>
+      <w:pPr>
+        <w:jc w:val="right"/>
+        <w:bidi/>
+      </w:pPr>
+      <w:r>
+        <w:rPr>
+          <w:b w:val="0"/>
+          <w:i w:val="0"/>
+        </w:rPr>
+        <w:t>Ahmed Zainy Trading Co.</w:t>
+      </w:r>
+    </w:p>
+    <w:p>
+      <w:pPr>
+        <w:jc w:val="right"/>
+        <w:bidi/>
+      </w:pPr>
+      <w:r>
+        <w:rPr>
+          <w:b w:val="0"/>
+          <w:i w:val="0"/>
+        </w:rPr>
+        <w:t>مرفق رقم (1)</w:t>
+      </w:r>
+    </w:p>
+    <w:p>
+      <w:pPr>
+        <w:jc w:val="right"/>
+        <w:bidi/>
+      </w:pPr>
+      <w:r>
+        <w:rPr>
+          <w:b w:val="0"/>
+          <w:i w:val="0"/>
+        </w:rPr>
+        <w:t>C.R: 4030169102</w:t>
+      </w:r>
+    </w:p>
+    <w:p>
+      <w:pPr>
+        <w:jc w:val="right"/>
+        <w:bidi/>
+      </w:pPr>
+      <w:r>
+        <w:rPr>
+          <w:b w:val="0"/>
+          <w:i w:val="0"/>
+        </w:rPr>
+        <w:t>Capital SR: 500.000</w:t>
+      </w:r>
+    </w:p>
+    <w:p>
+      <w:pPr>
+        <w:jc w:val="right"/>
+        <w:bidi/>
+      </w:pPr>
+      <w:r>
+        <w:rPr>
+          <w:b w:val="0"/>
+          <w:i w:val="0"/>
+        </w:rPr>
+        <w:t>قرار الشركاء بتعديل بعض بنود عقد تأسيس شركة أحمد زيني التجارية شركة ذات مسئولية محدودة بتاريخ ١٤٣١/٠٩/٢٠ هـ الموافق ۲۰۱۰/۰۸/۳۰ م</w:t>
+      </w:r>
+    </w:p>
+    <w:p>
+      <w:pPr>
+        <w:pStyle w:val="Heading2"/>
+        <w:jc w:val="right"/>
+        <w:bidi/>
+      </w:pPr>
+      <w:r>
+        <w:t>[بيانات الأطراف: المدعي / المدعى عليه / الحاضرون] ===</w:t>
+        <w:br/>
+        <w:t>لقد سبق للاطراف الاتية اسمائهم :-</w:t>
+      </w:r>
+    </w:p>
+    <w:p>
+      <w:pPr>
+        <w:pStyle w:val="Heading2"/>
+        <w:jc w:val="right"/>
+        <w:bidi/>
+      </w:pPr>
+      <w:r>
+        <w:t>[نص الضبط / الحكم — المتن الفعلي] ===</w:t>
+        <w:br/>
+        <w:t>1 - أحمد عباس زيني بن زيني ۲ - شركة أحمد زيني وأولاده</w:t>
+      </w:r>
+    </w:p>
+    <w:p>
+      <w:pPr>
+        <w:jc w:val="right"/>
+        <w:bidi/>
+      </w:pPr>
+      <w:r>
+        <w:rPr>
+          <w:b w:val="0"/>
+          <w:i w:val="0"/>
+        </w:rPr>
+        <w:t>١٤٢٨/٤/١٨</w:t>
+      </w:r>
+    </w:p>
+    <w:p>
+      <w:pPr>
+        <w:jc w:val="right"/>
+        <w:bidi/>
+      </w:pPr>
+      <w:r>
+        <w:rPr>
+          <w:b w:val="0"/>
+          <w:i w:val="0"/>
+        </w:rPr>
+        <w:t>ه</w:t>
+      </w:r>
+    </w:p>
+    <w:p>
+      <w:pPr>
+        <w:jc w:val="right"/>
+        <w:bidi/>
+      </w:pPr>
+      <w:r>
+        <w:rPr>
+          <w:b w:val="0"/>
+          <w:i w:val="0"/>
+        </w:rPr>
+        <w:t>طرف أول</w:t>
+      </w:r>
+    </w:p>
+    <w:p>
+      <w:pPr>
+        <w:jc w:val="right"/>
+        <w:bidi/>
+      </w:pPr>
+      <w:r>
+        <w:rPr>
+          <w:b w:val="0"/>
+          <w:i w:val="0"/>
+        </w:rPr>
+        <w:t>طرف ثان</w:t>
+      </w:r>
+    </w:p>
+    <w:p>
+      <w:pPr>
+        <w:jc w:val="right"/>
+        <w:bidi/>
+      </w:pPr>
+      <w:r>
+        <w:rPr>
+          <w:b w:val="0"/>
+          <w:i w:val="0"/>
+        </w:rPr>
+        <w:t>تأسيس شركة أحمد زيني التجارية المحدودة المسجلة بالسجل التجاري لمدينة جدة برقم ٤٠٣٠١٦٩١۰۲ وتاريخ . والمثبت عقد تأسيسها لدى كاتب عدل جدة بالعدد رقم ٥٨ صحيفة ٥٨ جلد ۱۳ /ش/م وتاريخ ١٤٣٨/٣/١٤ هـ والمعدل بموجب قرار الشركاء المصدق عليه من كاتب عدل جدة بالصحيفة ۱۲۰ عدد ۱۱٦ مجلد ٨/٤/ص وتاريخ ۱۲/۳/ ١٤۲۹ هـ والمعدل بموجب قرار الشركاء المصدق عليه من كاتب عدل جدة رقم ٥٢ صحيفة ٥٢ مجلد ٥/ ٤ / ع وتاريخ ١٤٣٠/٤/٤هـ . وحيث أن الطرف الأول السيد / أحمد عباس زيني بن زيني تنازل بالبيع عن كامل حصصه بالشركة المذكورة وعددها ( ٤٥٠) حصه ( أربعمائة وخمسون حصة ) وذلك بالقيمة الاسمية لتلك الحصص والبالغ</w:t>
+      </w:r>
+    </w:p>
+    <w:p>
+      <w:pPr>
+        <w:jc w:val="right"/>
+        <w:bidi/>
+      </w:pPr>
+      <w:r>
+        <w:rPr>
+          <w:b w:val="0"/>
+          <w:i w:val="0"/>
+        </w:rPr>
+        <w:t>د ريال ) وأن قيمة الحصة الواحدة ۱۰۰۰ ريال ( ألف ريال لاغير ) رقم ۱۰۰۸۰۱۷۳۰۱ و تاريخ</w:t>
+      </w:r>
+    </w:p>
+    <w:p>
+      <w:pPr>
+        <w:jc w:val="right"/>
+        <w:bidi/>
+      </w:pPr>
+      <w:r>
+        <w:rPr>
+          <w:b w:val="0"/>
+          <w:i w:val="0"/>
+        </w:rPr>
+        <w:t>وذلك إلى السيد / أسامة أحمد عباس زيني ، سعودي ٢/١٥/ ١٣٩٢ هـ صادرة من مكة كشريك جديد في الشركة ( ويشار اليه فيما بعد بالطرف الأول ) والذي قبل هذا التنازل بما للحصص المتنازل عنها من حقوق وما عليها من التزامات حاله أو أجلة ، وحيث استوفى الطرف المتنازل حقه من الطرف المشتري الشريك الجديد في الشركة ويعتبر توقيع كل منهما بمثابة مخالصة تامة ونهائية وابراء لذمة الطرف المشتري ، لذا فقد قرر أغلبية الشركاء الذين يملكون أكثر من ثلاثة أرباع رأس المال والتي تمثل ٤٨٨,٥) حصة (أربعمائة وثمانية وثمانون حصة ونصف الحصة والتي تعادل ٩٧,٧ % ، تعديل تأسيس الشركة وفقاً لما يلي :</w:t>
+      </w:r>
+    </w:p>
+    <w:p>
+      <w:pPr>
+        <w:jc w:val="right"/>
+        <w:bidi/>
+      </w:pPr>
+      <w:r>
+        <w:rPr>
+          <w:b w:val="0"/>
+          <w:i w:val="0"/>
+        </w:rPr>
+        <w:t>:</w:t>
+      </w:r>
+    </w:p>
+    <w:p>
+      <w:pPr>
+        <w:jc w:val="right"/>
+        <w:bidi/>
+      </w:pPr>
+      <w:r>
+        <w:rPr>
+          <w:b w:val="0"/>
+          <w:i w:val="0"/>
+        </w:rPr>
+        <w:t>أولاً : : يعتبر التمهيد المذكور أعلاه جزء لا يتجزأ من هذا القرار</w:t>
+      </w:r>
+    </w:p>
+    <w:p>
+      <w:pPr>
+        <w:jc w:val="right"/>
+        <w:bidi/>
+      </w:pPr>
+      <w:r>
+        <w:rPr>
+          <w:b w:val="0"/>
+          <w:i w:val="0"/>
+        </w:rPr>
+        <w:t>: يلاتلا وحنلا ىلع ةكرشلا يف نييلاحلا ءاكرشلا حبصيل سيسأتلا دقع ةمدقم ليدعت : ًايناث</w:t>
+      </w:r>
+    </w:p>
+    <w:p>
+      <w:pPr>
+        <w:jc w:val="right"/>
+        <w:bidi/>
+      </w:pPr>
+      <w:r>
+        <w:rPr>
+          <w:b w:val="0"/>
+          <w:i w:val="0"/>
+        </w:rPr>
+        <w:t>1 - أسامة أحمد عباس زيني ، سعودي الجنسية بطاقة أحوال رقم ۱۰۰۸۰۱۷۳۰۱ و تاريخ ١٣٩٢/٢/١٥ هـ صادرة من مكة رجل أعمال وعنوانه جدة حي الخالدية تقاطع شارع الامير سلطان مع شارع قلب الجزيرة</w:t>
+      </w:r>
+    </w:p>
+    <w:p>
+      <w:pPr>
+        <w:jc w:val="right"/>
+        <w:bidi/>
+      </w:pPr>
+      <w:r>
+        <w:rPr>
+          <w:b w:val="0"/>
+          <w:i w:val="0"/>
+        </w:rPr>
+        <w:t>شريك طرف أول</w:t>
+      </w:r>
+    </w:p>
+    <w:p>
+      <w:pPr>
+        <w:jc w:val="right"/>
+        <w:bidi/>
+      </w:pPr>
+      <w:r>
+        <w:rPr>
+          <w:b w:val="0"/>
+          <w:i w:val="0"/>
+        </w:rPr>
+        <w:t>عمارة أوزكو ص ب ٥٤٣٩٩ جدة ٢١٥١٤ .</w:t>
+      </w:r>
+    </w:p>
+    <w:p>
+      <w:pPr>
+        <w:pStyle w:val="Heading2"/>
+        <w:jc w:val="right"/>
+        <w:bidi/>
+      </w:pPr>
+      <w:r>
+        <w:t>[ترويسة / كليشة وزارة العدل — معلومات رسمية متكررة] ===</w:t>
+        <w:br/>
+        <w:t>٥٤٣٩١٩ جدة ۲۱٥١٤ - هاتف: ٦٠٦٥٣٤٨ - فاكس: ٦٠٦٥٤٣١ صب</w:t>
+      </w:r>
+    </w:p>
+    <w:p>
+      <w:pPr>
+        <w:pStyle w:val="Heading2"/>
+        <w:jc w:val="right"/>
+        <w:bidi/>
+      </w:pPr>
+      <w:r>
+        <w:t>[نص الضبط / الحكم — المتن الفعلي] ===</w:t>
+        <w:br/>
+        <w:t>P.O.Box 54399 Jeddah 21514 - Tel: 6065348 - Fax: 6065431</w:t>
       </w:r>
     </w:p>
     <w:p>
@@ -949,7 +1252,7 @@
           <w:b w:val="0"/>
           <w:i w:val="0"/>
         </w:rPr>
-        <w:t>ست: ٤.٣٠١٦۹۱۰۲</w:t>
+        <w:t>ست ٤٠٣٠١٦٩١٠٢</w:t>
       </w:r>
     </w:p>
     <w:p>
@@ -962,7 +1265,7 @@
           <w:b w:val="0"/>
           <w:i w:val="0"/>
         </w:rPr>
-        <w:t>لایر ۰۰۰.۰۰۵ :لاملا سأر</w:t>
+        <w:t>لاير ۰۰۰.۰۰٥ :لاملا سأر</w:t>
       </w:r>
     </w:p>
     <w:p>
@@ -988,331 +1291,6 @@
           <w:b w:val="0"/>
           <w:i w:val="0"/>
         </w:rPr>
-        <w:t>مرفق رقم (1)</w:t>
-      </w:r>
-    </w:p>
-    <w:p>
-      <w:pPr>
-        <w:jc w:val="right"/>
-        <w:bidi/>
-      </w:pPr>
-      <w:r>
-        <w:rPr>
-          <w:b w:val="0"/>
-          <w:i w:val="0"/>
-        </w:rPr>
-        <w:t>C.R: 4030169102</w:t>
-      </w:r>
-    </w:p>
-    <w:p>
-      <w:pPr>
-        <w:jc w:val="right"/>
-        <w:bidi/>
-      </w:pPr>
-      <w:r>
-        <w:rPr>
-          <w:b w:val="0"/>
-          <w:i w:val="0"/>
-        </w:rPr>
-        <w:t>Capital SR: 500.000</w:t>
-      </w:r>
-    </w:p>
-    <w:p>
-      <w:pPr>
-        <w:jc w:val="right"/>
-        <w:bidi/>
-      </w:pPr>
-      <w:r>
-        <w:rPr>
-          <w:b w:val="0"/>
-          <w:i w:val="0"/>
-        </w:rPr>
-        <w:t>قرار الشركاء بتعديل بعض بنود عقد تأسيس شركة أحمد زيني التجارية شركة ذات مسئولية محدودة بتاريخ ١٤٣١/٠٩/٢٠ هـ الموافق ۲۰۱۰/۰۸/۳۰ م</w:t>
-      </w:r>
-    </w:p>
-    <w:p>
-      <w:pPr>
-        <w:jc w:val="right"/>
-        <w:bidi/>
-      </w:pPr>
-      <w:r>
-        <w:rPr>
-          <w:b w:val="0"/>
-          <w:i w:val="0"/>
-        </w:rPr>
-        <w:t>لقد سبق للاطراف الاتية اسمائهم :-</w:t>
-      </w:r>
-    </w:p>
-    <w:p>
-      <w:pPr>
-        <w:jc w:val="right"/>
-        <w:bidi/>
-      </w:pPr>
-      <w:r>
-        <w:rPr>
-          <w:b w:val="0"/>
-          <w:i w:val="0"/>
-        </w:rPr>
-        <w:t>1 - أحمد عباس زيني بن زيني ۲ - شركة أحمد زيني وأولاده</w:t>
-      </w:r>
-    </w:p>
-    <w:p>
-      <w:pPr>
-        <w:jc w:val="right"/>
-        <w:bidi/>
-      </w:pPr>
-      <w:r>
-        <w:rPr>
-          <w:b w:val="0"/>
-          <w:i w:val="0"/>
-        </w:rPr>
-        <w:t>١٤٢٨/٤/١٨</w:t>
-      </w:r>
-    </w:p>
-    <w:p>
-      <w:pPr>
-        <w:jc w:val="right"/>
-        <w:bidi/>
-      </w:pPr>
-      <w:r>
-        <w:rPr>
-          <w:b w:val="0"/>
-          <w:i w:val="0"/>
-        </w:rPr>
-        <w:t>ه</w:t>
-      </w:r>
-    </w:p>
-    <w:p>
-      <w:pPr>
-        <w:jc w:val="right"/>
-        <w:bidi/>
-      </w:pPr>
-      <w:r>
-        <w:rPr>
-          <w:b w:val="0"/>
-          <w:i w:val="0"/>
-        </w:rPr>
-        <w:t>طرف أول</w:t>
-      </w:r>
-    </w:p>
-    <w:p>
-      <w:pPr>
-        <w:jc w:val="right"/>
-        <w:bidi/>
-      </w:pPr>
-      <w:r>
-        <w:rPr>
-          <w:b w:val="0"/>
-          <w:i w:val="0"/>
-        </w:rPr>
-        <w:t>طرف ثان</w:t>
-      </w:r>
-    </w:p>
-    <w:p>
-      <w:pPr>
-        <w:jc w:val="right"/>
-        <w:bidi/>
-      </w:pPr>
-      <w:r>
-        <w:rPr>
-          <w:b w:val="0"/>
-          <w:i w:val="0"/>
-        </w:rPr>
-        <w:t>تأسيس شركة أحمد زيني التجارية المحدودة المسجلة بالسجل التجاري لمدينة جدة برقم ٤٠٣٠١٦٩١۰۲ وتاريخ . والمثبت عقد تأسيسها لدى كاتب عدل جدة بالعدد رقم ٥٨ صحيفة ٥٨ جلد ۱۳ /ش/م وتاريخ ١٤٣٨/٣/١٤ هـ والمعدل بموجب قرار الشركاء المصدق عليه من كاتب عدل جدة بالصحيفة ۱۲۰ عدد ۱۱٦ مجلد ٨/٤/ص وتاريخ ۱۲/۳/ ١٤۲۹ هـ والمعدل بموجب قرار الشركاء المصدق عليه من كاتب عدل جدة رقم ٥٢ صحيفة ٥٢ مجلد ٥/ ٤ / ع وتاريخ ١٤٣٠/٤/٤هـ . وحيث أن الطرف الأول السيد / أحمد عباس زيني بن زيني تنازل بالبيع عن كامل حصصه بالشركة المذكورة وعددها ( ٤٥٠) حصه ( أربعمائة وخمسون حصة ) وذلك بالقيمة الاسمية لتلك الحصص والبالغ</w:t>
-      </w:r>
-    </w:p>
-    <w:p>
-      <w:pPr>
-        <w:jc w:val="right"/>
-        <w:bidi/>
-      </w:pPr>
-      <w:r>
-        <w:rPr>
-          <w:b w:val="0"/>
-          <w:i w:val="0"/>
-        </w:rPr>
-        <w:t>د ريال ) وأن قيمة الحصة الواحدة ۱۰۰۰ ريال ( ألف ريال لاغير ) رقم ۱۰۰۸۰۱۷۳۰۱ و تاريخ</w:t>
-      </w:r>
-    </w:p>
-    <w:p>
-      <w:pPr>
-        <w:jc w:val="right"/>
-        <w:bidi/>
-      </w:pPr>
-      <w:r>
-        <w:rPr>
-          <w:b w:val="0"/>
-          <w:i w:val="0"/>
-        </w:rPr>
-        <w:t>وذلك إلى السيد / أسامة أحمد عباس زيني ، سعودي ٢/١٥/ ١٣٩٢ هـ صادرة من مكة كشريك جديد في الشركة ( ويشار اليه فيما بعد بالطرف الأول ) والذي قبل هذا التنازل بما للحصص المتنازل عنها من حقوق وما عليها من التزامات حاله أو أجلة ، وحيث استوفى الطرف المتنازل حقه من الطرف المشتري الشريك الجديد في الشركة ويعتبر توقيع كل منهما بمثابة مخالصة تامة ونهائية وابراء لذمة الطرف المشتري ، لذا فقد قرر أغلبية الشركاء الذين يملكون أكثر من ثلاثة أرباع رأس المال والتي تمثل ٤٨٨,٥) حصة (أربعمائة وثمانية وثمانون حصة ونصف الحصة والتي تعادل ٩٧,٧ % ، تعديل تأسيس الشركة وفقاً لما يلي :</w:t>
-      </w:r>
-    </w:p>
-    <w:p>
-      <w:pPr>
-        <w:jc w:val="right"/>
-        <w:bidi/>
-      </w:pPr>
-      <w:r>
-        <w:rPr>
-          <w:b w:val="0"/>
-          <w:i w:val="0"/>
-        </w:rPr>
-        <w:t>:</w:t>
-      </w:r>
-    </w:p>
-    <w:p>
-      <w:pPr>
-        <w:jc w:val="right"/>
-        <w:bidi/>
-      </w:pPr>
-      <w:r>
-        <w:rPr>
-          <w:b w:val="0"/>
-          <w:i w:val="0"/>
-        </w:rPr>
-        <w:t>أولاً : : يعتبر التمهيد المذكور أعلاه جزء لا يتجزأ من هذا القرار</w:t>
-      </w:r>
-    </w:p>
-    <w:p>
-      <w:pPr>
-        <w:jc w:val="right"/>
-        <w:bidi/>
-      </w:pPr>
-      <w:r>
-        <w:rPr>
-          <w:b w:val="0"/>
-          <w:i w:val="0"/>
-        </w:rPr>
-        <w:t>: يلاتلا وحنلا ىلع ةكرشلا يف نييلاحلا ءاكرشلا حبصيل سيسأتلا دقع ةمدقم ليدعت : ًايناث</w:t>
-      </w:r>
-    </w:p>
-    <w:p>
-      <w:pPr>
-        <w:jc w:val="right"/>
-        <w:bidi/>
-      </w:pPr>
-      <w:r>
-        <w:rPr>
-          <w:b w:val="0"/>
-          <w:i w:val="0"/>
-        </w:rPr>
-        <w:t>1 - أسامة أحمد عباس زيني ، سعودي الجنسية بطاقة أحوال رقم ۱۰۰۸۰۱۷۳۰۱ و تاريخ ١٣٩٢/٢/١٥ هـ صادرة من مكة رجل أعمال وعنوانه جدة حي الخالدية تقاطع شارع الامير سلطان مع شارع قلب الجزيرة</w:t>
-      </w:r>
-    </w:p>
-    <w:p>
-      <w:pPr>
-        <w:jc w:val="right"/>
-        <w:bidi/>
-      </w:pPr>
-      <w:r>
-        <w:rPr>
-          <w:b w:val="0"/>
-          <w:i w:val="0"/>
-        </w:rPr>
-        <w:t>شريك طرف أول</w:t>
-      </w:r>
-    </w:p>
-    <w:p>
-      <w:pPr>
-        <w:jc w:val="right"/>
-        <w:bidi/>
-      </w:pPr>
-      <w:r>
-        <w:rPr>
-          <w:b w:val="0"/>
-          <w:i w:val="0"/>
-        </w:rPr>
-        <w:t>عمارة أوزكو ص ب ٥٤٣٩٩ جدة ٢١٥١٤ .</w:t>
-      </w:r>
-    </w:p>
-    <w:p>
-      <w:pPr>
-        <w:jc w:val="right"/>
-        <w:bidi/>
-      </w:pPr>
-      <w:r>
-        <w:rPr>
-          <w:b w:val="0"/>
-          <w:i w:val="0"/>
-        </w:rPr>
-        <w:t>٥٤٣٩١٩ جدة ۲۱٥١٤ - هاتف: ٦٠٦٥٣٤٨ - فاكس: ٦٠٦٥٤٣١ صب</w:t>
-      </w:r>
-    </w:p>
-    <w:p>
-      <w:pPr>
-        <w:jc w:val="right"/>
-        <w:bidi/>
-      </w:pPr>
-      <w:r>
-        <w:rPr>
-          <w:b w:val="0"/>
-          <w:i w:val="0"/>
-        </w:rPr>
-        <w:t>P.O.Box 54399 Jeddah 21514 - Tel: 6065348 - Fax: 6065431</w:t>
-      </w:r>
-    </w:p>
-    <w:p>
-      <w:pPr>
-        <w:jc w:val="right"/>
-        <w:bidi/>
-      </w:pPr>
-      <w:r>
-        <w:rPr>
-          <w:b w:val="0"/>
-          <w:i w:val="0"/>
-        </w:rPr>
-        <w:t>شركة أحمد زيني التجارية</w:t>
-      </w:r>
-    </w:p>
-    <w:p>
-      <w:pPr>
-        <w:jc w:val="right"/>
-        <w:bidi/>
-      </w:pPr>
-      <w:r>
-        <w:rPr>
-          <w:b w:val="0"/>
-          <w:i w:val="0"/>
-        </w:rPr>
-        <w:t>ست ٤٠٣٠١٦٩١٠٢</w:t>
-      </w:r>
-    </w:p>
-    <w:p>
-      <w:pPr>
-        <w:jc w:val="right"/>
-        <w:bidi/>
-      </w:pPr>
-      <w:r>
-        <w:rPr>
-          <w:b w:val="0"/>
-          <w:i w:val="0"/>
-        </w:rPr>
-        <w:t>لاير ۰۰۰.۰۰٥ :لاملا سأر</w:t>
-      </w:r>
-    </w:p>
-    <w:p>
-      <w:pPr>
-        <w:jc w:val="right"/>
-        <w:bidi/>
-      </w:pPr>
-      <w:r>
-        <w:rPr>
-          <w:b w:val="0"/>
-          <w:i w:val="0"/>
-        </w:rPr>
-        <w:t>Ahmed Zainy Trading Co.</w:t>
-      </w:r>
-    </w:p>
-    <w:p>
-      <w:pPr>
-        <w:jc w:val="right"/>
-        <w:bidi/>
-      </w:pPr>
-      <w:r>
-        <w:rPr>
-          <w:b w:val="0"/>
-          <w:i w:val="0"/>
-        </w:rPr>
         <w:t>C.R: 4030169102 Capital SR: 500.000</w:t>
       </w:r>
     </w:p>
@@ -1708,27 +1686,25 @@
     </w:p>
     <w:p>
       <w:pPr>
+        <w:pStyle w:val="Heading2"/>
         <w:jc w:val="right"/>
         <w:bidi/>
       </w:pPr>
       <w:r>
-        <w:rPr>
-          <w:b w:val="0"/>
-          <w:i w:val="0"/>
-        </w:rPr>
+        <w:t>[بيانات الأطراف: المدعي / المدعى عليه / الحاضرون] ===</w:t>
+        <w:br/>
         <w:t>سعوديين الجنسية مجتمعين أو منفردين</w:t>
       </w:r>
     </w:p>
     <w:p>
       <w:pPr>
+        <w:pStyle w:val="Heading2"/>
         <w:jc w:val="right"/>
         <w:bidi/>
       </w:pPr>
       <w:r>
-        <w:rPr>
-          <w:b w:val="0"/>
-          <w:i w:val="0"/>
-        </w:rPr>
+        <w:t>[نص الضبط / الحكم — المتن الفعلي] ===</w:t>
+        <w:br/>
         <w:t>والله ولي التوفيق ،،،</w:t>
       </w:r>
     </w:p>
@@ -1838,53 +1814,49 @@
     </w:p>
     <w:p>
       <w:pPr>
+        <w:pStyle w:val="Heading2"/>
         <w:jc w:val="right"/>
         <w:bidi/>
       </w:pPr>
       <w:r>
-        <w:rPr>
-          <w:b w:val="0"/>
-          <w:i w:val="0"/>
-        </w:rPr>
+        <w:t>[بيانات الأطراف: المدعي / المدعى عليه / الحاضرون] ===</w:t>
+        <w:br/>
         <w:t>الاسم / أسامة أحمد عباس زيني</w:t>
       </w:r>
     </w:p>
     <w:p>
       <w:pPr>
+        <w:pStyle w:val="Heading2"/>
         <w:jc w:val="right"/>
         <w:bidi/>
       </w:pPr>
       <w:r>
-        <w:rPr>
-          <w:b w:val="0"/>
-          <w:i w:val="0"/>
-        </w:rPr>
+        <w:t>[نص الضبط / الحكم — المتن الفعلي] ===</w:t>
+        <w:br/>
         <w:t>/ عيقوتلا</w:t>
       </w:r>
     </w:p>
     <w:p>
       <w:pPr>
+        <w:pStyle w:val="Heading2"/>
         <w:jc w:val="right"/>
         <w:bidi/>
       </w:pPr>
       <w:r>
-        <w:rPr>
-          <w:b w:val="0"/>
-          <w:i w:val="0"/>
-        </w:rPr>
+        <w:t>[ترويسة / كليشة وزارة العدل — معلومات رسمية متكررة] ===</w:t>
+        <w:br/>
         <w:t>صب ٥٤٣٩٩ جدة ٢١٥١٤ - هاتف: ٦٠٦٥٣٤٨ - فاكس: ٦٠٦٥٤٣١</w:t>
       </w:r>
     </w:p>
     <w:p>
       <w:pPr>
+        <w:pStyle w:val="Heading2"/>
         <w:jc w:val="right"/>
         <w:bidi/>
       </w:pPr>
       <w:r>
-        <w:rPr>
-          <w:b w:val="0"/>
-          <w:i w:val="0"/>
-        </w:rPr>
+        <w:t>[نص الضبط / الحكم — المتن الفعلي] ===</w:t>
+        <w:br/>
         <w:t>P.O.Box 54399 Jeddah 21514-Tel: 6065348-Fax: 6065431</w:t>
       </w:r>
     </w:p>
@@ -1942,79 +1914,73 @@
     </w:p>
     <w:p>
       <w:pPr>
+        <w:pStyle w:val="Heading2"/>
         <w:jc w:val="right"/>
         <w:bidi/>
       </w:pPr>
       <w:r>
-        <w:rPr>
-          <w:b w:val="0"/>
-          <w:i w:val="0"/>
-        </w:rPr>
+        <w:t>[بيانات الأطراف: المدعي / المدعى عليه / الحاضرون] ===</w:t>
+        <w:br/>
         <w:t>ريال سعودي</w:t>
       </w:r>
     </w:p>
     <w:p>
       <w:pPr>
+        <w:pStyle w:val="Heading2"/>
         <w:jc w:val="right"/>
         <w:bidi/>
       </w:pPr>
       <w:r>
-        <w:rPr>
-          <w:b w:val="0"/>
-          <w:i w:val="0"/>
-        </w:rPr>
+        <w:t>[نص الضبط / الحكم — المتن الفعلي] ===</w:t>
+        <w:br/>
         <w:t>التجارية</w:t>
       </w:r>
     </w:p>
     <w:p>
       <w:pPr>
+        <w:pStyle w:val="Heading2"/>
         <w:jc w:val="right"/>
         <w:bidi/>
       </w:pPr>
       <w:r>
-        <w:rPr>
-          <w:b w:val="0"/>
-          <w:i w:val="0"/>
-        </w:rPr>
+        <w:t>[بيانات الأطراف: المدعي / المدعى عليه / الحاضرون] ===</w:t>
+        <w:br/>
         <w:t>ريال سعودي</w:t>
       </w:r>
     </w:p>
     <w:p>
       <w:pPr>
+        <w:pStyle w:val="Heading2"/>
         <w:jc w:val="right"/>
         <w:bidi/>
       </w:pPr>
       <w:r>
-        <w:rPr>
-          <w:b w:val="0"/>
-          <w:i w:val="0"/>
-        </w:rPr>
+        <w:t>[نص الضبط / الحكم — المتن الفعلي] ===</w:t>
+        <w:br/>
         <w:t>عومجملا</w:t>
       </w:r>
     </w:p>
     <w:p>
       <w:pPr>
+        <w:pStyle w:val="Heading2"/>
         <w:jc w:val="right"/>
         <w:bidi/>
       </w:pPr>
       <w:r>
-        <w:rPr>
-          <w:b w:val="0"/>
-          <w:i w:val="0"/>
-        </w:rPr>
+        <w:t>[بيانات الأطراف: المدعي / المدعى عليه / الحاضرون] ===</w:t>
+        <w:br/>
         <w:t>ريال سعودي</w:t>
       </w:r>
     </w:p>
     <w:p>
       <w:pPr>
+        <w:pStyle w:val="Heading2"/>
         <w:jc w:val="right"/>
         <w:bidi/>
       </w:pPr>
       <w:r>
-        <w:rPr>
-          <w:b w:val="0"/>
-          <w:i w:val="0"/>
-        </w:rPr>
+        <w:t>[نص الضبط / الحكم — المتن الفعلي] ===</w:t>
+        <w:br/>
         <w:t>ريك</w:t>
       </w:r>
     </w:p>

--- a/zaini_case_audit_output/outputs/word/documents/089_مرفق 1 ـ مذكرة عزام خوج ـ 05-07-1434.docx
+++ b/zaini_case_audit_output/outputs/word/documents/089_مرفق 1 ـ مذكرة عزام خوج ـ 05-07-1434.docx
@@ -238,27 +238,25 @@
     </w:p>
     <w:p>
       <w:pPr>
+        <w:pStyle w:val="Heading2"/>
         <w:jc w:val="right"/>
         <w:bidi/>
       </w:pPr>
       <w:r>
-        <w:rPr>
-          <w:b w:val="0"/>
-          <w:i w:val="0"/>
-        </w:rPr>
-        <w:t>هسفنل صاخرتسالا ضرغ داضتل هسفنل ليكولا عيب زاوج مدع ىلع عرشلا رقتسا (۱)</w:t>
+        <w:t>[بيانات الأطراف: المدعي / المدعى عليه / الحاضرون] ===</w:t>
+        <w:br/>
+        <w:t>(۱) استقر الشرع على عدم جواز بيع الوكيل لنفسه لتضاد غرض الاسترخاص لنفسه</w:t>
       </w:r>
     </w:p>
     <w:p>
       <w:pPr>
+        <w:pStyle w:val="Heading2"/>
         <w:jc w:val="right"/>
         <w:bidi/>
       </w:pPr>
       <w:r>
-        <w:rPr>
-          <w:b w:val="0"/>
-          <w:i w:val="0"/>
-        </w:rPr>
+        <w:t>[نص الضبط / الحكم — المتن الفعلي] ===</w:t>
+        <w:br/>
         <w:t>والاستقصاء للموكل، ولأن الأصل عدم جواز اتحاد الموجب والقابل (۲) دون وازع أو رادع من شرع أو نظام قام نجل المنهي عنه أسامة زيني بتوثيق قرار شركاء مصدق من وزارة التجارة وموثق لدى كاتب عدل، تضمن شراؤه لحصة والده المنهي عنه في شركة احمد زيني التجارية بمبلغ ( ٤٥٠,٠٠٠) أربعمائة وخمسون ألف ريال (مرفق (۱)). (۳) بجلسة الأربعاء الماضي ١٤٣٤/٠٦/۲۸هـ الموافق ٢٠١٣/٠٥/٠٨م ، اقر / أسامة أحمد زيني وكالة بشراء حصة الوالد ( المنهى عنه) بمبلغ ( ۱۲٠,٠٠٠,٠٠٠) مائة وعشرون مليون ريال، وهذا إقرار طوعي في مجلس القضاء ( وهذا المبلغ يناقض تماماً ما دون بالأوراق الرسمية للشركة.</w:t>
       </w:r>
     </w:p>
@@ -376,27 +374,25 @@
     </w:p>
     <w:p>
       <w:pPr>
+        <w:pStyle w:val="Heading2"/>
         <w:jc w:val="right"/>
         <w:bidi/>
       </w:pPr>
       <w:r>
-        <w:rPr>
-          <w:b w:val="0"/>
-          <w:i w:val="0"/>
-        </w:rPr>
-        <w:t>ةيدوعسلا ةيبرعلا ةكلمملا</w:t>
+        <w:t>[بيانات الأطراف: المدعي / المدعى عليه / الحاضرون] ===</w:t>
+        <w:br/>
+        <w:t>المملكة العربية السعودية</w:t>
       </w:r>
     </w:p>
     <w:p>
       <w:pPr>
+        <w:pStyle w:val="Heading2"/>
         <w:jc w:val="right"/>
         <w:bidi/>
       </w:pPr>
       <w:r>
-        <w:rPr>
-          <w:b w:val="0"/>
-          <w:i w:val="0"/>
-        </w:rPr>
+        <w:t>[نص الضبط / الحكم — المتن الفعلي] ===</w:t>
+        <w:br/>
         <w:t>Licence No. 22/23 Jeci No. 56573</w:t>
       </w:r>
     </w:p>

--- a/zaini_case_audit_output/outputs/word/documents/089_مرفق 1 ـ مذكرة عزام خوج ـ 05-07-1434.docx
+++ b/zaini_case_audit_output/outputs/word/documents/089_مرفق 1 ـ مذكرة عزام خوج ـ 05-07-1434.docx
@@ -75,7 +75,7 @@
         <w:bidi/>
       </w:pPr>
       <w:r>
-        <w:t>[نص الضبط / الحكم — المتن الفعلي] ===</w:t>
+        <w:t>[المتن الفعلي: الوقائع / الأسباب / المنطوق] ===</w:t>
         <w:br/>
         <w:t>untitled</w:t>
       </w:r>
@@ -121,27 +121,25 @@
     </w:p>
     <w:p>
       <w:pPr>
+        <w:pStyle w:val="Heading2"/>
         <w:jc w:val="right"/>
         <w:bidi/>
       </w:pPr>
       <w:r>
-        <w:rPr>
-          <w:b w:val="0"/>
-          <w:i w:val="0"/>
-        </w:rPr>
+        <w:t>[المُرسَل إليه / المخاطَب والتحية] ===</w:t>
+        <w:br/>
         <w:t>صاحب الفضيلة الشيخ /</w:t>
       </w:r>
     </w:p>
     <w:p>
       <w:pPr>
+        <w:pStyle w:val="Heading2"/>
         <w:jc w:val="right"/>
         <w:bidi/>
       </w:pPr>
       <w:r>
-        <w:rPr>
-          <w:b w:val="0"/>
-          <w:i w:val="0"/>
-        </w:rPr>
+        <w:t>[المتن الفعلي: الوقائع / الأسباب / المنطوق] ===</w:t>
+        <w:br/>
         <w:t>السلام عليكم ورحمة الله و وبر</w:t>
       </w:r>
     </w:p>
@@ -181,7 +179,7 @@
           <w:b w:val="0"/>
           <w:i w:val="0"/>
         </w:rPr>
-        <w:t>ةيماتخ ةركذم عوضوملا</w:t>
+        <w:t>الموضوع مذكرة ختامية</w:t>
       </w:r>
     </w:p>
     <w:p>
@@ -199,27 +197,25 @@
     </w:p>
     <w:p>
       <w:pPr>
+        <w:pStyle w:val="Heading2"/>
         <w:jc w:val="right"/>
         <w:bidi/>
       </w:pPr>
       <w:r>
-        <w:rPr>
-          <w:b w:val="0"/>
-          <w:i w:val="0"/>
-        </w:rPr>
+        <w:t>[المُرسَل إليه / المخاطَب والتحية] ===</w:t>
+        <w:br/>
         <w:t>حفظه الله</w:t>
       </w:r>
     </w:p>
     <w:p>
       <w:pPr>
+        <w:pStyle w:val="Heading2"/>
         <w:jc w:val="right"/>
         <w:bidi/>
       </w:pPr>
       <w:r>
-        <w:rPr>
-          <w:b w:val="0"/>
-          <w:i w:val="0"/>
-        </w:rPr>
+        <w:t>[المتن الفعلي: الوقائع / الأسباب / المنطوق] ===</w:t>
+        <w:br/>
         <w:t>أتقدم لمقام فضيلتكم بهذه المذكرة الختامية في الدعوى المقامة من موكلي المدعي بشأن إيقاف التصرفات والحجز على ممتلكات والده أحمد عباس زيني والمنتهى فيها بطلب تعيين مجلس ولاية، متوخياً إبراز بعض الحقائق مدعومة بالمستندات على النحو الذي سنتشرف بإبرازه فوراً أولاً : فيما يخص بيع حصص المنهي عنه فى شركة احمد زيني التجارية إلى ولده/ أسامة</w:t>
       </w:r>
     </w:p>
@@ -255,7 +251,7 @@
         <w:bidi/>
       </w:pPr>
       <w:r>
-        <w:t>[نص الضبط / الحكم — المتن الفعلي] ===</w:t>
+        <w:t>[الطلبات / المرفقات] ===</w:t>
         <w:br/>
         <w:t>والاستقصاء للموكل، ولأن الأصل عدم جواز اتحاد الموجب والقابل (۲) دون وازع أو رادع من شرع أو نظام قام نجل المنهي عنه أسامة زيني بتوثيق قرار شركاء مصدق من وزارة التجارة وموثق لدى كاتب عدل، تضمن شراؤه لحصة والده المنهي عنه في شركة احمد زيني التجارية بمبلغ ( ٤٥٠,٠٠٠) أربعمائة وخمسون ألف ريال (مرفق (۱)). (۳) بجلسة الأربعاء الماضي ١٤٣٤/٠٦/۲۸هـ الموافق ٢٠١٣/٠٥/٠٨م ، اقر / أسامة أحمد زيني وكالة بشراء حصة الوالد ( المنهى عنه) بمبلغ ( ۱۲٠,٠٠٠,٠٠٠) مائة وعشرون مليون ريال، وهذا إقرار طوعي في مجلس القضاء ( وهذا المبلغ يناقض تماماً ما دون بالأوراق الرسمية للشركة.</w:t>
       </w:r>
@@ -288,14 +284,13 @@
     </w:p>
     <w:p>
       <w:pPr>
+        <w:pStyle w:val="Heading2"/>
         <w:jc w:val="right"/>
         <w:bidi/>
       </w:pPr>
       <w:r>
-        <w:rPr>
-          <w:b w:val="0"/>
-          <w:i w:val="0"/>
-        </w:rPr>
+        <w:t>[المتن الفعلي: الوقائع / الأسباب / المنطوق] ===</w:t>
+        <w:br/>
         <w:t>(1) تم تداول بيع حصة المنهى عنه بين المدعى عليه ونفسه دون عرضها على الشريك الآخر بالشركة وهو شركة أحمد زيني وأولاده المحدودة المالكة لحصة قدرها (۱۰) عشرة بالمائة لتفعيل حق الإسترداد المنصوص عليه بالمادة (١٦٥) من نظام الشركات الساري.</w:t>
       </w:r>
     </w:p>
@@ -316,7 +311,7 @@
         <w:bidi/>
       </w:pPr>
       <w:r>
-        <w:t>[ترويسة / كليشة وزارة العدل — معلومات رسمية متكررة] ===</w:t>
+        <w:t>[ترويسة / كليشة رسمية — معلومات متكررة] ===</w:t>
         <w:br/>
         <w:t>www.azzamlaw.com - info@azzamlaw.com</w:t>
       </w:r>
@@ -341,7 +336,7 @@
         <w:bidi/>
       </w:pPr>
       <w:r>
-        <w:t>[نص الضبط / الحكم — المتن الفعلي] ===</w:t>
+        <w:t>[المتن الفعلي: الوقائع / الأسباب / المنطوق] ===</w:t>
         <w:br/>
         <w:t>٢٦١٥٦٠٠ : سكاف ٢٦١٥١٥١ : نوفيلت يراـجـتـلا لوــموــل زكرم فالخ ةيلحتلا عراش</w:t>
       </w:r>
@@ -391,7 +386,7 @@
         <w:bidi/>
       </w:pPr>
       <w:r>
-        <w:t>[نص الضبط / الحكم — المتن الفعلي] ===</w:t>
+        <w:t>[المتن الفعلي: الوقائع / الأسباب / المنطوق] ===</w:t>
         <w:br/>
         <w:t>Licence No. 22/23 Jeci No. 56573</w:t>
       </w:r>
@@ -650,7 +645,7 @@
         <w:bidi/>
       </w:pPr>
       <w:r>
-        <w:t>[ترويسة / كليشة وزارة العدل — معلومات رسمية متكررة] ===</w:t>
+        <w:t>[ترويسة / كليشة رسمية — معلومات متكررة] ===</w:t>
         <w:br/>
         <w:t>ثالثاً: فيما يخص التقارير الطبية بشأن المنهي عنه.</w:t>
       </w:r>
@@ -662,7 +657,7 @@
         <w:bidi/>
       </w:pPr>
       <w:r>
-        <w:t>[نص الضبط / الحكم — المتن الفعلي] ===</w:t>
+        <w:t>[المتن الفعلي: الوقائع / الأسباب / المنطوق] ===</w:t>
         <w:br/>
         <w:t>(۱) إن حالة المنهي عنه الشيخ/ أحمد عباس زيني ثابتة بموجب التقرير المؤرخ في ۲۰۱۰/۱۱/۹م الصادر عن مستشفى مدينة الملك عبد العزيز الطبية بجدة والذي أكد بأنه يعاني من ضعف في التركيز وفشل التمييز لأبسط الأسئلة وكذلك عدم المقدرة على التعرف على بعض أعضاء أقربائه وكذلك فشل في معرفته للأعضاء المقربين من عائلته ( وهذا ما ثبت يقينا لفضيلتكم وبشكل عام فإن التشخيص الأخير للمنهي عنه هو تدهور هام في الوظيفة الإدراكية الناتجة من الخرف الشيخوخي المتقدم.</w:t>
       </w:r>
@@ -697,7 +692,7 @@
         <w:bidi/>
       </w:pPr>
       <w:r>
-        <w:t>[ترويسة / كليشة وزارة العدل — معلومات رسمية متكررة] ===</w:t>
+        <w:t>[ترويسة / كليشة رسمية — معلومات متكررة] ===</w:t>
         <w:br/>
         <w:t>www.azzamlaw.com - info@azzamlaw.com</w:t>
       </w:r>
@@ -709,7 +704,7 @@
         <w:bidi/>
       </w:pPr>
       <w:r>
-        <w:t>[نص الضبط / الحكم — المتن الفعلي] ===</w:t>
+        <w:t>[المتن الفعلي: الوقائع / الأسباب / المنطوق] ===</w:t>
         <w:br/>
         <w:t>مكتب عزام فيصل خوج محامون ومستشارون قانونيون</w:t>
       </w:r>
@@ -900,7 +895,7 @@
         <w:bidi/>
       </w:pPr>
       <w:r>
-        <w:t>[ترويسة / كليشة وزارة العدل — معلومات رسمية متكررة] ===</w:t>
+        <w:t>[ترويسة / كليشة رسمية — معلومات متكررة] ===</w:t>
         <w:br/>
         <w:t>www.azzamlaw.com - info@azzamlaw.com</w:t>
       </w:r>
@@ -912,7 +907,7 @@
         <w:bidi/>
       </w:pPr>
       <w:r>
-        <w:t>[نص الضبط / الحكم — المتن الفعلي] ===</w:t>
+        <w:t>[المتن الفعلي: الوقائع / الأسباب / المنطوق] ===</w:t>
         <w:br/>
         <w:t>شركة أحمد زيني التجارية</w:t>
       </w:r>
@@ -958,27 +953,25 @@
     </w:p>
     <w:p>
       <w:pPr>
+        <w:pStyle w:val="Heading2"/>
         <w:jc w:val="right"/>
         <w:bidi/>
       </w:pPr>
       <w:r>
-        <w:rPr>
-          <w:b w:val="0"/>
-          <w:i w:val="0"/>
-        </w:rPr>
+        <w:t>[الطلبات / المرفقات] ===</w:t>
+        <w:br/>
         <w:t>مرفق رقم (1)</w:t>
       </w:r>
     </w:p>
     <w:p>
       <w:pPr>
+        <w:pStyle w:val="Heading2"/>
         <w:jc w:val="right"/>
         <w:bidi/>
       </w:pPr>
       <w:r>
-        <w:rPr>
-          <w:b w:val="0"/>
-          <w:i w:val="0"/>
-        </w:rPr>
+        <w:t>[المتن الفعلي: الوقائع / الأسباب / المنطوق] ===</w:t>
+        <w:br/>
         <w:t>C.R: 4030169102</w:t>
       </w:r>
     </w:p>
@@ -1027,7 +1020,7 @@
         <w:bidi/>
       </w:pPr>
       <w:r>
-        <w:t>[نص الضبط / الحكم — المتن الفعلي] ===</w:t>
+        <w:t>[المتن الفعلي: الوقائع / الأسباب / المنطوق] ===</w:t>
         <w:br/>
         <w:t>1 - أحمد عباس زيني بن زيني ۲ - شركة أحمد زيني وأولاده</w:t>
       </w:r>
@@ -1208,7 +1201,7 @@
         <w:bidi/>
       </w:pPr>
       <w:r>
-        <w:t>[ترويسة / كليشة وزارة العدل — معلومات رسمية متكررة] ===</w:t>
+        <w:t>[ترويسة / كليشة رسمية — معلومات متكررة] ===</w:t>
         <w:br/>
         <w:t>٥٤٣٩١٩ جدة ۲۱٥١٤ - هاتف: ٦٠٦٥٣٤٨ - فاكس: ٦٠٦٥٤٣١ صب</w:t>
       </w:r>
@@ -1220,7 +1213,7 @@
         <w:bidi/>
       </w:pPr>
       <w:r>
-        <w:t>[نص الضبط / الحكم — المتن الفعلي] ===</w:t>
+        <w:t>[المتن الفعلي: الوقائع / الأسباب / المنطوق] ===</w:t>
         <w:br/>
         <w:t>P.O.Box 54399 Jeddah 21514 - Tel: 6065348 - Fax: 6065431</w:t>
       </w:r>
@@ -1699,7 +1692,7 @@
         <w:bidi/>
       </w:pPr>
       <w:r>
-        <w:t>[نص الضبط / الحكم — المتن الفعلي] ===</w:t>
+        <w:t>[المتن الفعلي: الوقائع / الأسباب / المنطوق] ===</w:t>
         <w:br/>
         <w:t>والله ولي التوفيق ،،،</w:t>
       </w:r>
@@ -1827,7 +1820,7 @@
         <w:bidi/>
       </w:pPr>
       <w:r>
-        <w:t>[نص الضبط / الحكم — المتن الفعلي] ===</w:t>
+        <w:t>[المتن الفعلي: الوقائع / الأسباب / المنطوق] ===</w:t>
         <w:br/>
         <w:t>/ عيقوتلا</w:t>
       </w:r>
@@ -1839,7 +1832,7 @@
         <w:bidi/>
       </w:pPr>
       <w:r>
-        <w:t>[ترويسة / كليشة وزارة العدل — معلومات رسمية متكررة] ===</w:t>
+        <w:t>[ترويسة / كليشة رسمية — معلومات متكررة] ===</w:t>
         <w:br/>
         <w:t>صب ٥٤٣٩٩ جدة ٢١٥١٤ - هاتف: ٦٠٦٥٣٤٨ - فاكس: ٦٠٦٥٤٣١</w:t>
       </w:r>
@@ -1851,7 +1844,7 @@
         <w:bidi/>
       </w:pPr>
       <w:r>
-        <w:t>[نص الضبط / الحكم — المتن الفعلي] ===</w:t>
+        <w:t>[المتن الفعلي: الوقائع / الأسباب / المنطوق] ===</w:t>
         <w:br/>
         <w:t>P.O.Box 54399 Jeddah 21514-Tel: 6065348-Fax: 6065431</w:t>
       </w:r>
@@ -1927,7 +1920,7 @@
         <w:bidi/>
       </w:pPr>
       <w:r>
-        <w:t>[نص الضبط / الحكم — المتن الفعلي] ===</w:t>
+        <w:t>[المتن الفعلي: الوقائع / الأسباب / المنطوق] ===</w:t>
         <w:br/>
         <w:t>التجارية</w:t>
       </w:r>
@@ -1951,7 +1944,7 @@
         <w:bidi/>
       </w:pPr>
       <w:r>
-        <w:t>[نص الضبط / الحكم — المتن الفعلي] ===</w:t>
+        <w:t>[المتن الفعلي: الوقائع / الأسباب / المنطوق] ===</w:t>
         <w:br/>
         <w:t>عومجملا</w:t>
       </w:r>
@@ -1975,7 +1968,7 @@
         <w:bidi/>
       </w:pPr>
       <w:r>
-        <w:t>[نص الضبط / الحكم — المتن الفعلي] ===</w:t>
+        <w:t>[المتن الفعلي: الوقائع / الأسباب / المنطوق] ===</w:t>
         <w:br/>
         <w:t>ريك</w:t>
       </w:r>

--- a/zaini_case_audit_output/outputs/word/documents/089_مرفق 1 ـ مذكرة عزام خوج ـ 05-07-1434.docx
+++ b/zaini_case_audit_output/outputs/word/documents/089_مرفق 1 ـ مذكرة عزام خوج ـ 05-07-1434.docx
@@ -116,7 +116,7 @@
           <w:b w:val="0"/>
           <w:i w:val="0"/>
         </w:rPr>
-        <w:t>م٢٠١٣/٥/١٥ قفاوملا ـه١٤٣٤/٧/٥</w:t>
+        <w:t>١٤٣٤/٧/٥هـ الموافق ٢٠١٣/٥/١٥م</w:t>
       </w:r>
     </w:p>
     <w:p>
@@ -153,7 +153,7 @@
           <w:b w:val="0"/>
           <w:i w:val="0"/>
         </w:rPr>
-        <w:t>ةدجب ةماعلا ةمكحملاب يضاقلا</w:t>
+        <w:t>القاضي بالمحكمة العامة بجدة</w:t>
       </w:r>
     </w:p>
     <w:p>
@@ -479,7 +479,7 @@
           <w:b w:val="0"/>
           <w:i w:val="0"/>
         </w:rPr>
-        <w:t>نوينوناق نوراشتسمو نوماحم</w:t>
+        <w:t>محامون ومستشارون قانونيون</w:t>
       </w:r>
     </w:p>
     <w:p>
@@ -557,7 +557,7 @@
           <w:b w:val="0"/>
           <w:i w:val="0"/>
         </w:rPr>
-        <w:t>.ءارشلاو عيبلا مهل</w:t>
+        <w:t>لهم البيع والشراء.</w:t>
       </w:r>
     </w:p>
     <w:p>
@@ -622,7 +622,7 @@
           <w:b w:val="0"/>
           <w:i w:val="0"/>
         </w:rPr>
-        <w:t>.دينفتلاو درلا</w:t>
+        <w:t>الرد والتفنيد.</w:t>
       </w:r>
     </w:p>
     <w:p>
@@ -771,32 +771,30 @@
           <w:b w:val="0"/>
           <w:i w:val="0"/>
         </w:rPr>
-        <w:t>.ةبيرلا ةرتف</w:t>
+        <w:t>فترة الريبة.</w:t>
       </w:r>
     </w:p>
     <w:p>
       <w:pPr>
+        <w:pStyle w:val="Heading2"/>
         <w:jc w:val="right"/>
         <w:bidi/>
       </w:pPr>
       <w:r>
-        <w:rPr>
-          <w:b w:val="0"/>
-          <w:i w:val="0"/>
-        </w:rPr>
-        <w:t>بابسألا هذهلف</w:t>
+        <w:t>[الطلبات / المرفقات] ===</w:t>
+        <w:br/>
+        <w:t>فلهذه الأسباب</w:t>
       </w:r>
     </w:p>
     <w:p>
       <w:pPr>
+        <w:pStyle w:val="Heading2"/>
         <w:jc w:val="right"/>
         <w:bidi/>
       </w:pPr>
       <w:r>
-        <w:rPr>
-          <w:b w:val="0"/>
-          <w:i w:val="0"/>
-        </w:rPr>
+        <w:t>[المتن الفعلي: الوقائع / الأسباب / المنطوق] ===</w:t>
+        <w:br/>
         <w:t>ولما لدى فضيلتكم من أسباب أسمى وأفضل.</w:t>
       </w:r>
     </w:p>
@@ -836,7 +834,7 @@
           <w:b w:val="0"/>
           <w:i w:val="0"/>
         </w:rPr>
-        <w:t>مزاللا ذاختإو هقيقحتل ةصتخملا تاهجلا ىلإ ءاكرشلا رارق ريوزتب قلعتملا قشلا ةلاحإ (۳)</w:t>
+        <w:t>(۳) إحالة الشق المتعلق بتزوير قرار الشركاء إلى الجهات المختصة لتحقيقه وإتخاذ اللازم</w:t>
       </w:r>
     </w:p>
     <w:p>
@@ -862,7 +860,7 @@
           <w:b w:val="0"/>
           <w:i w:val="0"/>
         </w:rPr>
-        <w:t>يماحملا</w:t>
+        <w:t>المحامي</w:t>
       </w:r>
     </w:p>
     <w:p>
@@ -935,7 +933,7 @@
           <w:b w:val="0"/>
           <w:i w:val="0"/>
         </w:rPr>
-        <w:t>لایر ۰۰۰.۰۰۵ :لاملا سأر</w:t>
+        <w:t>رأس المال: ۵۰۰.۰۰۰ ریال</w:t>
       </w:r>
     </w:p>
     <w:p>
@@ -1152,7 +1150,7 @@
           <w:b w:val="0"/>
           <w:i w:val="0"/>
         </w:rPr>
-        <w:t>: يلاتلا وحنلا ىلع ةكرشلا يف نييلاحلا ءاكرشلا حبصيل سيسأتلا دقع ةمدقم ليدعت : ًايناث</w:t>
+        <w:t>ثانياً : تعديل مقدمة عقد التأسيس ليصبح الشركاء الحاليين في الشركة على النحو التالي :</w:t>
       </w:r>
     </w:p>
     <w:p>
@@ -1254,7 +1252,7 @@
           <w:b w:val="0"/>
           <w:i w:val="0"/>
         </w:rPr>
-        <w:t>لاير ۰۰۰.۰۰٥ :لاملا سأر</w:t>
+        <w:t>رأس المال: ٥۰۰.۰۰۰ ريال</w:t>
       </w:r>
     </w:p>
     <w:p>
@@ -1324,27 +1322,25 @@
     </w:p>
     <w:p>
       <w:pPr>
+        <w:pStyle w:val="Heading2"/>
         <w:jc w:val="right"/>
         <w:bidi/>
       </w:pPr>
       <w:r>
-        <w:rPr>
-          <w:b w:val="0"/>
-          <w:i w:val="0"/>
-        </w:rPr>
-        <w:t>كيرشلا مسا</w:t>
+        <w:t>[بيانات الأطراف: المدعي / المدعى عليه / الحاضرون] ===</w:t>
+        <w:br/>
+        <w:t>اسم الشريك</w:t>
       </w:r>
     </w:p>
     <w:p>
       <w:pPr>
+        <w:pStyle w:val="Heading2"/>
         <w:jc w:val="right"/>
         <w:bidi/>
       </w:pPr>
       <w:r>
-        <w:rPr>
-          <w:b w:val="0"/>
-          <w:i w:val="0"/>
-        </w:rPr>
+        <w:t>[المتن الفعلي: الوقائع / الأسباب / المنطوق] ===</w:t>
+        <w:br/>
         <w:t>أسامة أحمد عباس زيني</w:t>
       </w:r>
     </w:p>
@@ -1384,7 +1380,7 @@
           <w:b w:val="0"/>
           <w:i w:val="0"/>
         </w:rPr>
-        <w:t>ةميق عومجم ةصحلا ةميق صصحلا ددع</w:t>
+        <w:t>عدد الحصص قيمة الحصة مجموع قيمة</w:t>
       </w:r>
     </w:p>
     <w:p>
@@ -1397,7 +1393,7 @@
           <w:b w:val="0"/>
           <w:i w:val="0"/>
         </w:rPr>
-        <w:t>ةبسنلا</w:t>
+        <w:t>النسبة</w:t>
       </w:r>
     </w:p>
     <w:p>
@@ -1410,7 +1406,7 @@
           <w:b w:val="0"/>
           <w:i w:val="0"/>
         </w:rPr>
-        <w:t>لايرلاب</w:t>
+        <w:t>بالريال</w:t>
       </w:r>
     </w:p>
     <w:p>
@@ -1423,7 +1419,7 @@
           <w:b w:val="0"/>
           <w:i w:val="0"/>
         </w:rPr>
-        <w:t>لايرلاب صصحلا</w:t>
+        <w:t>الحصص بالريال</w:t>
       </w:r>
     </w:p>
     <w:p>
@@ -1436,7 +1432,7 @@
           <w:b w:val="0"/>
           <w:i w:val="0"/>
         </w:rPr>
-        <w:t>ةيوئملا</w:t>
+        <w:t>المئوية</w:t>
       </w:r>
     </w:p>
     <w:p>
@@ -1670,7 +1666,7 @@
           <w:b w:val="0"/>
           <w:i w:val="0"/>
         </w:rPr>
-        <w:t>لكوتملا نسح ريهز مهدأ / ديسلا ، ناربج نب هللا الع رباج / ديسلا نم لك اهب ضوفملاو ةيماظنلا ليجستلاو رهشلا تاءارجا يف اهمادختسال ىرخالا خسنلاو ةخسن فرط لك ديب خسن ٦ نم رارقلا اذه</w:t>
+        <w:t>هذا القرار من ٦ نسخ بيد كل طرف نسخة والنسخ الاخرى لاستخدامها في اجراءات الشهر والتسجيل النظامية والمفوض بها كل من السيد / جابر علا الله بن جبران ، السيد / أدهم زهير حسن المتوكل</w:t>
       </w:r>
     </w:p>
     <w:p>
@@ -1707,7 +1703,7 @@
           <w:b w:val="0"/>
           <w:i w:val="0"/>
         </w:rPr>
-        <w:t>لزانتملا لوألا فرطلا</w:t>
+        <w:t>الطرف الأول المتنازل</w:t>
       </w:r>
     </w:p>
     <w:p>
@@ -1720,7 +1716,7 @@
           <w:b w:val="0"/>
           <w:i w:val="0"/>
         </w:rPr>
-        <w:t>يناثلا فرطلا</w:t>
+        <w:t>الطرف الثاني</w:t>
       </w:r>
     </w:p>
     <w:p>
@@ -1772,7 +1768,7 @@
           <w:b w:val="0"/>
           <w:i w:val="0"/>
         </w:rPr>
-        <w:t>/ عيقوتلا</w:t>
+        <w:t>التوقيع /</w:t>
       </w:r>
     </w:p>
     <w:p>
@@ -1785,7 +1781,7 @@
           <w:b w:val="0"/>
           <w:i w:val="0"/>
         </w:rPr>
-        <w:t>ةيرحلا عيقوتلا</w:t>
+        <w:t>التوقيع الحرية</w:t>
       </w:r>
     </w:p>
     <w:p>
@@ -1798,7 +1794,7 @@
           <w:b w:val="0"/>
           <w:i w:val="0"/>
         </w:rPr>
-        <w:t>ديدجلا لوألا كيرشلا</w:t>
+        <w:t>الشريك الأول الجديد</w:t>
       </w:r>
     </w:p>
     <w:p>
@@ -1822,7 +1818,7 @@
       <w:r>
         <w:t>[المتن الفعلي: الوقائع / الأسباب / المنطوق] ===</w:t>
         <w:br/>
-        <w:t>/ عيقوتلا</w:t>
+        <w:t>التوقيع /</w:t>
       </w:r>
     </w:p>
     <w:p>
@@ -1859,7 +1855,7 @@
           <w:b w:val="0"/>
           <w:i w:val="0"/>
         </w:rPr>
-        <w:t>تازواجتلا رثاو مييقتلاب تازواجتلا رثاو ةلدعملا ءاكرشلا قوقح يفاص : ًايناث</w:t>
+        <w:t>ثانياً : صافي حقوق الشركاء المعدلة واثر التجاوزات بالتقييم واثر التجاوزات</w:t>
       </w:r>
     </w:p>
     <w:p>
@@ -1872,7 +1868,7 @@
           <w:b w:val="0"/>
           <w:i w:val="0"/>
         </w:rPr>
-        <w:t>:- يلي امك تازواجتلا رثأو مييقتلاب هلدعملا هيرتفدلا ءاكرشلا قوقح يفاص فلأتت - أ</w:t>
+        <w:t>أ - تتألف صافي حقوق الشركاء الدفتريه المعدله بالتقييم وأثر التجاوزات كما يلي :-</w:t>
       </w:r>
     </w:p>
     <w:p>
@@ -1946,7 +1942,7 @@
       <w:r>
         <w:t>[المتن الفعلي: الوقائع / الأسباب / المنطوق] ===</w:t>
         <w:br/>
-        <w:t>عومجملا</w:t>
+        <w:t>المجموع</w:t>
       </w:r>
     </w:p>
     <w:p>
@@ -1983,7 +1979,7 @@
           <w:b w:val="0"/>
           <w:i w:val="0"/>
         </w:rPr>
-        <w:t>دمحأ ةماسأ) ةدودحملا وكزوأ ةكرش</w:t>
+        <w:t>شركة أوزكو المحدودة (أسامة أحمد</w:t>
       </w:r>
     </w:p>
     <w:p>
@@ -2339,27 +2335,25 @@
     </w:p>
     <w:p>
       <w:pPr>
+        <w:pStyle w:val="Heading2"/>
         <w:jc w:val="right"/>
         <w:bidi/>
       </w:pPr>
       <w:r>
-        <w:rPr>
-          <w:b w:val="0"/>
-          <w:i w:val="0"/>
-        </w:rPr>
-        <w:t>ةيدوعسلا ةيبرعلا ةكلمملا - ةدج ةلودلا / ةنيدملا</w:t>
+        <w:t>[بيانات الأطراف: المدعي / المدعى عليه / الحاضرون] ===</w:t>
+        <w:br/>
+        <w:t>المدينة / الدولة جدة - المملكة العربية السعودية</w:t>
       </w:r>
     </w:p>
     <w:p>
       <w:pPr>
+        <w:pStyle w:val="Heading2"/>
         <w:jc w:val="right"/>
         <w:bidi/>
       </w:pPr>
       <w:r>
-        <w:rPr>
-          <w:b w:val="0"/>
-          <w:i w:val="0"/>
-        </w:rPr>
+        <w:t>[المتن الفعلي: الوقائع / الأسباب / المنطوق] ===</w:t>
+        <w:br/>
         <w:t>تقرير خبرة</w:t>
       </w:r>
     </w:p>
@@ -2399,7 +2393,7 @@
           <w:b w:val="0"/>
           <w:i w:val="0"/>
         </w:rPr>
-        <w:t>دهاشلا</w:t>
+        <w:t>الشاهد</w:t>
       </w:r>
     </w:p>
     <w:p>
@@ -2412,7 +2406,7 @@
           <w:b w:val="0"/>
           <w:i w:val="0"/>
         </w:rPr>
-        <w:t>لكوتملا ينيز ريبكلا دبع دباع :</w:t>
+        <w:t>: عابد عبد الكبير زيني المتوكل</w:t>
       </w:r>
     </w:p>
     <w:p>
@@ -2430,27 +2424,25 @@
     </w:p>
     <w:p>
       <w:pPr>
+        <w:pStyle w:val="Heading2"/>
         <w:jc w:val="right"/>
         <w:bidi/>
       </w:pPr>
       <w:r>
-        <w:rPr>
-          <w:b w:val="0"/>
-          <w:i w:val="0"/>
-        </w:rPr>
-        <w:t>لاوج</w:t>
+        <w:t>[ترويسة / كليشة رسمية — معلومات متكررة] ===</w:t>
+        <w:br/>
+        <w:t>جوال</w:t>
       </w:r>
     </w:p>
     <w:p>
       <w:pPr>
+        <w:pStyle w:val="Heading2"/>
         <w:jc w:val="right"/>
         <w:bidi/>
       </w:pPr>
       <w:r>
-        <w:rPr>
-          <w:b w:val="0"/>
-          <w:i w:val="0"/>
-        </w:rPr>
+        <w:t>[المتن الفعلي: الوقائع / الأسباب / المنطوق] ===</w:t>
+        <w:br/>
         <w:t>0504631945:</w:t>
       </w:r>
     </w:p>
@@ -2490,7 +2482,7 @@
           <w:b w:val="0"/>
           <w:i w:val="0"/>
         </w:rPr>
-        <w:t>ينيز دماح دهف : دهاشلا مسإ</w:t>
+        <w:t>إسم الشاهد : فهد حامد زيني</w:t>
       </w:r>
     </w:p>
     <w:p>
@@ -2516,7 +2508,7 @@
           <w:b w:val="0"/>
           <w:i w:val="0"/>
         </w:rPr>
-        <w:t>دهاشلا عيقوت</w:t>
+        <w:t>توقيع الشاهد</w:t>
       </w:r>
     </w:p>
     <w:p>
@@ -2534,27 +2526,25 @@
     </w:p>
     <w:p>
       <w:pPr>
+        <w:pStyle w:val="Heading2"/>
         <w:jc w:val="right"/>
         <w:bidi/>
       </w:pPr>
       <w:r>
-        <w:rPr>
-          <w:b w:val="0"/>
-          <w:i w:val="0"/>
-        </w:rPr>
-        <w:t>لاوج</w:t>
+        <w:t>[ترويسة / كليشة رسمية — معلومات متكررة] ===</w:t>
+        <w:br/>
+        <w:t>جوال</w:t>
       </w:r>
     </w:p>
     <w:p>
       <w:pPr>
+        <w:pStyle w:val="Heading2"/>
         <w:jc w:val="right"/>
         <w:bidi/>
       </w:pPr>
       <w:r>
-        <w:rPr>
-          <w:b w:val="0"/>
-          <w:i w:val="0"/>
-        </w:rPr>
+        <w:t>[المتن الفعلي: الوقائع / الأسباب / المنطوق] ===</w:t>
+        <w:br/>
         <w:t>٠٥٠٥٦٨١۲۳۷ :</w:t>
       </w:r>
     </w:p>
